--- a/submissions/03-pretreatment-smr-q3-2026/inputs/operator_log_aug2026.docx
+++ b/submissions/03-pretreatment-smr-q3-2026/inputs/operator_log_aug2026.docx
@@ -22,7 +22,7 @@
         <w:rPr>
           <w:i/>
         </w:rPr>
-        <w:t>Kept by Luis Baranski, wastewater treatment operator. The Outfall 001 totalizer register is read at 07:00 each morning. The reading on a line is the register at 07:00 the following morning, so a day's flow is that reading less the one before it. Register at 07:00 on 08/01/2026: 5,647,349 gallons. In-line pH is the low and the high from the effluent meter chart for the day; grab pH at sampling with the Hach meter, calibrated at 06:15 on sampling days.</w:t>
+        <w:t>Kept by Luis Baranski, wastewater treatment operator. The Outfall 001 totalizer register is read at 07:00 each morning. The reading on a line is the register at 07:00 the following morning, so a day's flow is that reading less the one before it. Register at 07:00 on 08/01/2026: 402,867 gallons. In-line pH is the low and the high from the effluent meter chart for the day; grab pH at sampling with the Hach meter, calibrated at 06:15 on sampling days.</w:t>
       </w:r>
     </w:p>
     <w:tbl>
@@ -112,7 +112,7 @@
           </w:tcPr>
           <w:p>
             <w:r>
-              <w:t>5,650,305</w:t>
+              <w:t>405,823</w:t>
             </w:r>
           </w:p>
         </w:tc>
@@ -150,7 +150,7 @@
           </w:tcPr>
           <w:p>
             <w:r>
-              <w:t>5,653,319</w:t>
+              <w:t>408,837</w:t>
             </w:r>
           </w:p>
         </w:tc>
@@ -188,7 +188,7 @@
           </w:tcPr>
           <w:p>
             <w:r>
-              <w:t>5,691,413</w:t>
+              <w:t>446,931</w:t>
             </w:r>
           </w:p>
         </w:tc>
@@ -230,7 +230,7 @@
           </w:tcPr>
           <w:p>
             <w:r>
-              <w:t>5,719,903</w:t>
+              <w:t>475,421</w:t>
             </w:r>
           </w:p>
         </w:tc>
@@ -272,7 +272,7 @@
           </w:tcPr>
           <w:p>
             <w:r>
-              <w:t>5,760,268</w:t>
+              <w:t>515,786</w:t>
             </w:r>
           </w:p>
         </w:tc>
@@ -314,7 +314,7 @@
           </w:tcPr>
           <w:p>
             <w:r>
-              <w:t>5,787,532</w:t>
+              <w:t>543,050</w:t>
             </w:r>
           </w:p>
         </w:tc>
@@ -356,7 +356,7 @@
           </w:tcPr>
           <w:p>
             <w:r>
-              <w:t>5,816,134</w:t>
+              <w:t>571,652</w:t>
             </w:r>
           </w:p>
         </w:tc>
@@ -398,7 +398,7 @@
           </w:tcPr>
           <w:p>
             <w:r>
-              <w:t>5,819,499</w:t>
+              <w:t>575,017</w:t>
             </w:r>
           </w:p>
         </w:tc>
@@ -436,7 +436,7 @@
           </w:tcPr>
           <w:p>
             <w:r>
-              <w:t>5,821,187</w:t>
+              <w:t>576,705</w:t>
             </w:r>
           </w:p>
         </w:tc>
@@ -474,7 +474,7 @@
           </w:tcPr>
           <w:p>
             <w:r>
-              <w:t>5,862,271</w:t>
+              <w:t>617,789</w:t>
             </w:r>
           </w:p>
         </w:tc>
@@ -516,7 +516,7 @@
           </w:tcPr>
           <w:p>
             <w:r>
-              <w:t>5,902,081</w:t>
+              <w:t>657,599</w:t>
             </w:r>
           </w:p>
         </w:tc>
@@ -536,7 +536,7 @@
           </w:tcPr>
           <w:p>
             <w:r>
-              <w:t>Routine sampling event VP-260811, grab pH 6.8 at 06:45.</w:t>
+              <w:t>Routine sampling event VP-260811, grab pH 6.8 at 06:45. 24 aliquots in the bottle.</w:t>
             </w:r>
           </w:p>
         </w:tc>
@@ -548,6 +548,7 @@
           </w:tcPr>
           <w:p>
             <w:r>
+              <w:lastRenderedPageBreak/>
               <w:t>08/12/2026 Wed</w:t>
             </w:r>
           </w:p>
@@ -558,7 +559,7 @@
           </w:tcPr>
           <w:p>
             <w:r>
-              <w:t>5,930,718</w:t>
+              <w:t>686,236</w:t>
             </w:r>
           </w:p>
         </w:tc>
@@ -578,11 +579,7 @@
           </w:tcPr>
           <w:p>
             <w:r>
-              <w:t xml:space="preserve">Normal operation. </w:t>
-            </w:r>
-            <w:r>
-              <w:lastRenderedPageBreak/>
-              <w:t>Sludge hauled by Kent County Disposal, 3.8 tons on the manifest.</w:t>
+              <w:t>Normal operation. Sludge hauled by Kent County Disposal, 3.8 tons on the manifest.</w:t>
             </w:r>
           </w:p>
         </w:tc>
@@ -594,7 +591,6 @@
           </w:tcPr>
           <w:p>
             <w:r>
-              <w:lastRenderedPageBreak/>
               <w:t>08/13/2026 Thu</w:t>
             </w:r>
           </w:p>
@@ -605,7 +601,7 @@
           </w:tcPr>
           <w:p>
             <w:r>
-              <w:t>5,976,868</w:t>
+              <w:t>732,386</w:t>
             </w:r>
           </w:p>
         </w:tc>
@@ -647,7 +643,7 @@
           </w:tcPr>
           <w:p>
             <w:r>
-              <w:t>6,015,134</w:t>
+              <w:t>770,652</w:t>
             </w:r>
           </w:p>
         </w:tc>
@@ -689,7 +685,7 @@
           </w:tcPr>
           <w:p>
             <w:r>
-              <w:t>6,017,717</w:t>
+              <w:t>773,235</w:t>
             </w:r>
           </w:p>
         </w:tc>
@@ -727,7 +723,7 @@
           </w:tcPr>
           <w:p>
             <w:r>
-              <w:t>6,020,261</w:t>
+              <w:t>775,779</w:t>
             </w:r>
           </w:p>
         </w:tc>
@@ -765,7 +761,7 @@
           </w:tcPr>
           <w:p>
             <w:r>
-              <w:t>6,060,365</w:t>
+              <w:t>815,883</w:t>
             </w:r>
           </w:p>
         </w:tc>
@@ -807,7 +803,7 @@
           </w:tcPr>
           <w:p>
             <w:r>
-              <w:t>6,091,072</w:t>
+              <w:t>846,590</w:t>
             </w:r>
           </w:p>
         </w:tc>
@@ -827,7 +823,7 @@
           </w:tcPr>
           <w:p>
             <w:r>
-              <w:t>Normal operation. Hach meter calibrated at 06:15 with the pH 7 and pH 10 buffers; slope within range.</w:t>
+              <w:t>Normal operation. Hach meter calibrated at 06:15 with the pH 7 and pH 10 buffers; slope within range. Composite sampler started at 06:40 for an extra Outfall 001 composite on Gordon's instruction, for the copper work, and chain of custody VP-260818 was opened for it. City crew set their sampler at manhole 44-118 at 08:15.</w:t>
             </w:r>
           </w:p>
         </w:tc>
@@ -849,7 +845,7 @@
           </w:tcPr>
           <w:p>
             <w:r>
-              <w:t>6,125,201</w:t>
+              <w:t>880,719</w:t>
             </w:r>
           </w:p>
         </w:tc>
@@ -859,7 +855,7 @@
           </w:tcPr>
           <w:p>
             <w:r>
-              <w:t>7.4 to 7.8</w:t>
+              <w:t>7.4 to 7.8; grab 7.4</w:t>
             </w:r>
           </w:p>
         </w:tc>
@@ -869,7 +865,7 @@
           </w:tcPr>
           <w:p>
             <w:r>
-              <w:t>Normal operation. Ferric day tank refilled.</w:t>
+              <w:t>Extra composite VP-260818 pulled at Outfall 001 at 06:40, 25 aliquots, grab pH 7.4, with a cyanide grab. Grab VP-260819 taken at the clarifier weir at 07:10, ahead of final pH adjustment, pH 9.4. City crew pulled their composite at 08:20. Ferric day tank refilled.</w:t>
             </w:r>
           </w:p>
         </w:tc>
@@ -891,7 +887,7 @@
           </w:tcPr>
           <w:p>
             <w:r>
-              <w:t>6,158,723</w:t>
+              <w:t>914,241</w:t>
             </w:r>
           </w:p>
         </w:tc>
@@ -933,7 +929,7 @@
           </w:tcPr>
           <w:p>
             <w:r>
-              <w:t>6,192,248</w:t>
+              <w:t>947,766</w:t>
             </w:r>
           </w:p>
         </w:tc>
@@ -975,7 +971,7 @@
           </w:tcPr>
           <w:p>
             <w:r>
-              <w:t>6,195,516</w:t>
+              <w:t>951,034</w:t>
             </w:r>
           </w:p>
         </w:tc>
@@ -1013,7 +1009,7 @@
           </w:tcPr>
           <w:p>
             <w:r>
-              <w:t>6,198,538</w:t>
+              <w:t>954,056</w:t>
             </w:r>
           </w:p>
         </w:tc>
@@ -1051,7 +1047,7 @@
           </w:tcPr>
           <w:p>
             <w:r>
-              <w:t>6,238,836</w:t>
+              <w:t>994,354</w:t>
             </w:r>
           </w:p>
         </w:tc>
@@ -1093,7 +1089,7 @@
           </w:tcPr>
           <w:p>
             <w:r>
-              <w:t>6,274,976</w:t>
+              <w:t>1,030,494</w:t>
             </w:r>
           </w:p>
         </w:tc>
@@ -1113,7 +1109,7 @@
           </w:tcPr>
           <w:p>
             <w:r>
-              <w:t>Routine sampling event VP-260825, grab pH 7.5 at 06:50.</w:t>
+              <w:t>Routine sampling event VP-260825, grab pH 7.5 at 06:50. Low flow overnight, 19 aliquots in the bottle across the 24 hours.</w:t>
             </w:r>
           </w:p>
         </w:tc>
@@ -1135,7 +1131,7 @@
           </w:tcPr>
           <w:p>
             <w:r>
-              <w:t>6,308,839</w:t>
+              <w:t>1,064,357</w:t>
             </w:r>
           </w:p>
         </w:tc>
@@ -1155,7 +1151,7 @@
           </w:tcPr>
           <w:p>
             <w:r>
-              <w:t>Normal operation. Weekly walk-down of the trench and the sump with maintenance; float on RT-4 tested and passed.</w:t>
+              <w:t>Normal operation. Weekly walk-down of the trench and the sump with maintenance; float on RT-4 tested and passed. Lab report on the extra composite came in late in the day, copper 3.45 mg/L.</w:t>
             </w:r>
           </w:p>
         </w:tc>
@@ -1177,7 +1173,7 @@
           </w:tcPr>
           <w:p>
             <w:r>
-              <w:t>6,344,299</w:t>
+              <w:t>1,099,817</w:t>
             </w:r>
           </w:p>
         </w:tc>
@@ -1197,7 +1193,7 @@
           </w:tcPr>
           <w:p>
             <w:r>
-              <w:t>Normal operation. Polymer drum changed.</w:t>
+              <w:t>Normal operation. Polymer drum changed. Lab report on VP-260811 came in, copper 4.33 mg/L. Gordon told of both copper results. Left a voicemail for Renee Castellanos at 17:05 on the 3.45 copper from the extra composite.</w:t>
             </w:r>
           </w:p>
         </w:tc>
@@ -1219,7 +1215,7 @@
           </w:tcPr>
           <w:p>
             <w:r>
-              <w:t>6,378,369</w:t>
+              <w:t>1,133,887</w:t>
             </w:r>
           </w:p>
         </w:tc>
@@ -1239,7 +1235,7 @@
           </w:tcPr>
           <w:p>
             <w:r>
-              <w:t>Normal operation. Sludge press cloths washed.</w:t>
+              <w:t>Normal operation. Sludge press cloths washed. Gordon called the City at 16:10 on the 08/11 copper.</w:t>
             </w:r>
           </w:p>
         </w:tc>
@@ -1261,7 +1257,7 @@
           </w:tcPr>
           <w:p>
             <w:r>
-              <w:t>6,381,430</w:t>
+              <w:t>1,136,948</w:t>
             </w:r>
           </w:p>
         </w:tc>
@@ -1299,7 +1295,7 @@
           </w:tcPr>
           <w:p>
             <w:r>
-              <w:t>6,383,657</w:t>
+              <w:t>1,139,175</w:t>
             </w:r>
           </w:p>
         </w:tc>
@@ -1337,7 +1333,7 @@
           </w:tcPr>
           <w:p>
             <w:r>
-              <w:t>6,418,255</w:t>
+              <w:t>1,173,773</w:t>
             </w:r>
           </w:p>
         </w:tc>

--- a/submissions/03-pretreatment-smr-q3-2026/inputs/operator_log_aug2026.docx
+++ b/submissions/03-pretreatment-smr-q3-2026/inputs/operator_log_aug2026.docx
@@ -1333,7 +1333,7 @@
           </w:tcPr>
           <w:p>
             <w:r>
-              <w:t>1,173,773</w:t>
+              <w:t>1,137,773</w:t>
             </w:r>
           </w:p>
         </w:tc>
@@ -1369,7 +1369,7 @@
         <w:spacing w:after="120"/>
       </w:pPr>
       <w:r>
-        <w:t>Operator's end-of-month note. Nothing went around the clarifier this month. The caustic feed valve was serviced on the 20th, and the chart for the day is in the binder with the rest of the month.</w:t>
+        <w:t>Operator's end-of-month note. Nothing went around the clarifier this month. The caustic feed valve was serviced on the 20th, and the chart for the day is in the binder with the rest of the month. Register read 1,173,773 at 07:00 on 09/01 for the month total.</w:t>
       </w:r>
     </w:p>
     <w:sectPr>
